--- a/test_output_arabic_full.docx
+++ b/test_output_arabic_full.docx
@@ -4,8 +4,8 @@
   <w:body>
     <w:p>
       <w:pPr>
+        <w:bidi w:val="1"/>
         <w:jc w:val="center"/>
-        <w:bidi w:val="1"/>
       </w:pPr>
       <w:r>
         <w:rPr>
@@ -17,14 +17,14 @@
     </w:p>
     <w:p>
       <w:pPr>
+        <w:bidi w:val="1"/>
         <w:jc w:val="center"/>
-        <w:bidi w:val="1"/>
       </w:pPr>
       <w:r>
         <w:rPr>
           <w:sz w:val="20"/>
         </w:rPr>
-        <w:t xml:space="preserve">دبي, الإمارات | 555-1234 |  | إماراتي</w:t>
+        <w:t xml:space="preserve">دبي, الإمارات | 555-1234 | john@example.com | linkedin.com/in/johndoe | github.com/johndoe | إماراتي</w:t>
       </w:r>
     </w:p>
     <w:p>
@@ -108,12 +108,11 @@
     </w:p>
     <w:p>
       <w:pPr>
-        <w:pStyle w:val="ListBullet"/>
         <w:bidi w:val="1"/>
         <w:jc w:val="right"/>
       </w:pPr>
       <w:r>
-        <w:t xml:space="preserve">تطوير أنظمة سحابية قابلة للتوسع باستخدام بايثون</w:t>
+        <w:t xml:space="preserve">•  تطوير أنظمة سحابية قابلة للتوسع باستخدام بايثون</w:t>
       </w:r>
     </w:p>
     <w:p>
@@ -123,12 +122,11 @@
     </w:p>
     <w:p>
       <w:pPr>
-        <w:pStyle w:val="ListBullet"/>
         <w:bidi w:val="1"/>
         <w:jc w:val="right"/>
       </w:pPr>
       <w:r>
-        <w:t xml:space="preserve">تحسين أداء قواعد البيانات بنسبة 30%</w:t>
+        <w:t xml:space="preserve">•  تحسين أداء قواعد البيانات بنسبة 30%</w:t>
       </w:r>
     </w:p>
     <w:p>
@@ -138,12 +136,11 @@
     </w:p>
     <w:p>
       <w:pPr>
-        <w:pStyle w:val="ListBullet"/>
         <w:bidi w:val="1"/>
         <w:jc w:val="right"/>
       </w:pPr>
       <w:r>
-        <w:t xml:space="preserve">تدريب المهندسين المبتدئين</w:t>
+        <w:t xml:space="preserve">•  تدريب المهندسين المبتدئين</w:t>
       </w:r>
     </w:p>
     <w:p>
@@ -211,12 +208,11 @@
     </w:p>
     <w:p>
       <w:pPr>
-        <w:pStyle w:val="ListBullet"/>
         <w:bidi w:val="1"/>
         <w:jc w:val="right"/>
       </w:pPr>
       <w:r>
-        <w:t xml:space="preserve">تنظيم ورش عمل أسبوعية لأكثر من 50 طالب</w:t>
+        <w:t xml:space="preserve">•  تنظيم ورش عمل أسبوعية لأكثر من 50 طالب</w:t>
       </w:r>
     </w:p>
     <w:p>
@@ -226,12 +222,11 @@
     </w:p>
     <w:p>
       <w:pPr>
-        <w:pStyle w:val="ListBullet"/>
         <w:bidi w:val="1"/>
         <w:jc w:val="right"/>
       </w:pPr>
       <w:r>
-        <w:t xml:space="preserve">استضافة متحدثين من شركات التقنية الكبرى</w:t>
+        <w:t xml:space="preserve">•  استضافة متحدثين من شركات التقنية الكبرى</w:t>
       </w:r>
     </w:p>
     <w:p>
@@ -318,12 +313,11 @@
     </w:p>
     <w:p>
       <w:pPr>
-        <w:pStyle w:val="ListBullet"/>
         <w:bidi w:val="1"/>
         <w:jc w:val="right"/>
       </w:pPr>
       <w:r>
-        <w:t xml:space="preserve">تخرجت بمرتبة الشرف الأولى</w:t>
+        <w:t xml:space="preserve">•  تخرجت بمرتبة الشرف الأولى</w:t>
       </w:r>
     </w:p>
     <w:p>
@@ -333,12 +327,11 @@
     </w:p>
     <w:p>
       <w:pPr>
-        <w:pStyle w:val="ListBullet"/>
         <w:bidi w:val="1"/>
         <w:jc w:val="right"/>
       </w:pPr>
       <w:r>
-        <w:t xml:space="preserve">رئيس نادي علوم الحاسب</w:t>
+        <w:t xml:space="preserve">•  رئيس نادي علوم الحاسب</w:t>
       </w:r>
     </w:p>
     <w:p>
@@ -353,12 +346,11 @@
     </w:p>
     <w:p>
       <w:pPr>
-        <w:pStyle w:val="ListBullet"/>
         <w:bidi w:val="1"/>
         <w:jc w:val="right"/>
       </w:pPr>
       <w:r>
-        <w:t xml:space="preserve">الدورات: الخوارزميات</w:t>
+        <w:t xml:space="preserve">•  الدورات: الخوارزميات</w:t>
       </w:r>
     </w:p>
     <w:p>
@@ -368,12 +360,11 @@
     </w:p>
     <w:p>
       <w:pPr>
-        <w:pStyle w:val="ListBullet"/>
         <w:bidi w:val="1"/>
         <w:jc w:val="right"/>
       </w:pPr>
       <w:r>
-        <w:t xml:space="preserve">الدورات: هياكل البيانات</w:t>
+        <w:t xml:space="preserve">•  الدورات: هياكل البيانات</w:t>
       </w:r>
     </w:p>
     <w:p>
@@ -383,12 +374,11 @@
     </w:p>
     <w:p>
       <w:pPr>
-        <w:pStyle w:val="ListBullet"/>
         <w:bidi w:val="1"/>
         <w:jc w:val="right"/>
       </w:pPr>
       <w:r>
-        <w:t xml:space="preserve">الدورات: الذكاء الاصطناعي</w:t>
+        <w:t xml:space="preserve">•  الدورات: الذكاء الاصطناعي</w:t>
       </w:r>
     </w:p>
     <w:p>
@@ -440,7 +430,13 @@
         <w:t xml:space="preserve">تطبيق إدارة المهام الذكي</w:t>
       </w:r>
       <w:r>
-        <w:t xml:space="preserve"> | 2020</w:t>
+        <w:rPr>
+          <w:i/>
+        </w:rPr>
+        <w:t xml:space="preserve"> | مطور رئيسي</w:t>
+      </w:r>
+      <w:r>
+        <w:t xml:space="preserve"> | دبي | 2020</w:t>
       </w:r>
     </w:p>
     <w:p>
@@ -450,12 +446,11 @@
     </w:p>
     <w:p>
       <w:pPr>
-        <w:pStyle w:val="ListBullet"/>
         <w:bidi w:val="1"/>
         <w:jc w:val="right"/>
       </w:pPr>
       <w:r>
-        <w:t xml:space="preserve">بناء تطبيق جوال باستخدام فلاتر</w:t>
+        <w:t xml:space="preserve">•  بناء تطبيق جوال باستخدام فلاتر</w:t>
       </w:r>
     </w:p>
     <w:p>
@@ -465,12 +460,11 @@
     </w:p>
     <w:p>
       <w:pPr>
-        <w:pStyle w:val="ListBullet"/>
         <w:bidi w:val="1"/>
         <w:jc w:val="right"/>
       </w:pPr>
       <w:r>
-        <w:t xml:space="preserve">دمج واجهات برمجة تطبيقات الذكاء الاصطناعي</w:t>
+        <w:t xml:space="preserve">•  دمج واجهات برمجة تطبيقات الذكاء الاصطناعي</w:t>
       </w:r>
     </w:p>
     <w:p>

--- a/test_output_arabic_full.docx
+++ b/test_output_arabic_full.docx
@@ -11,6 +11,7 @@
         <w:rPr>
           <w:b/>
           <w:sz w:val="32"/>
+          <w:rtl w:val="1"/>
         </w:rPr>
         <w:t xml:space="preserve">جون دو</w:t>
       </w:r>
@@ -23,6 +24,7 @@
       <w:r>
         <w:rPr>
           <w:sz w:val="20"/>
+          <w:rtl w:val="1"/>
         </w:rPr>
         <w:t xml:space="preserve">دبي, الإمارات | 555-1234 | john@example.com | linkedin.com/in/johndoe | github.com/johndoe | إماراتي</w:t>
       </w:r>
@@ -41,6 +43,11 @@
         <w:jc w:val="right"/>
       </w:pPr>
       <w:r>
+        <w:rPr>
+          <w:b/>
+          <w:sz w:val="24"/>
+          <w:rtl w:val="1"/>
+        </w:rPr>
         <w:t>الملخص المهني</w:t>
       </w:r>
     </w:p>
@@ -50,6 +57,9 @@
         <w:jc w:val="right"/>
       </w:pPr>
       <w:r>
+        <w:rPr>
+          <w:rtl w:val="1"/>
+        </w:rPr>
         <w:t xml:space="preserve">أن أكون أفضل مهندس برمجيات وقيادة فرق تقنية لبناء تطبيقات فعالة</w:t>
       </w:r>
     </w:p>
@@ -72,6 +82,11 @@
         <w:jc w:val="right"/>
       </w:pPr>
       <w:r>
+        <w:rPr>
+          <w:b/>
+          <w:sz w:val="24"/>
+          <w:rtl w:val="1"/>
+        </w:rPr>
         <w:t>الخبرة المهنية</w:t>
       </w:r>
     </w:p>
@@ -88,16 +103,21 @@
       <w:r>
         <w:rPr>
           <w:b/>
+          <w:rtl w:val="1"/>
         </w:rPr>
         <w:t xml:space="preserve">مهندس برمجيات أول</w:t>
       </w:r>
       <w:r>
         <w:rPr>
           <w:i/>
+          <w:rtl w:val="1"/>
         </w:rPr>
         <w:t xml:space="preserve"> | جوجل</w:t>
       </w:r>
       <w:r>
+        <w:rPr>
+          <w:rtl w:val="1"/>
+        </w:rPr>
         <w:t xml:space="preserve"> | دبي | 2019 - الحاضر</w:t>
       </w:r>
     </w:p>
@@ -112,6 +132,9 @@
         <w:jc w:val="right"/>
       </w:pPr>
       <w:r>
+        <w:rPr>
+          <w:rtl w:val="1"/>
+        </w:rPr>
         <w:t xml:space="preserve">•  تطوير أنظمة سحابية قابلة للتوسع باستخدام بايثون</w:t>
       </w:r>
     </w:p>
@@ -126,6 +149,9 @@
         <w:jc w:val="right"/>
       </w:pPr>
       <w:r>
+        <w:rPr>
+          <w:rtl w:val="1"/>
+        </w:rPr>
         <w:t xml:space="preserve">•  تحسين أداء قواعد البيانات بنسبة 30%</w:t>
       </w:r>
     </w:p>
@@ -140,6 +166,9 @@
         <w:jc w:val="right"/>
       </w:pPr>
       <w:r>
+        <w:rPr>
+          <w:rtl w:val="1"/>
+        </w:rPr>
         <w:t xml:space="preserve">•  تدريب المهندسين المبتدئين</w:t>
       </w:r>
     </w:p>
@@ -172,6 +201,11 @@
         <w:jc w:val="right"/>
       </w:pPr>
       <w:r>
+        <w:rPr>
+          <w:b/>
+          <w:sz w:val="24"/>
+          <w:rtl w:val="1"/>
+        </w:rPr>
         <w:t>الخبرة القيادية</w:t>
       </w:r>
     </w:p>
@@ -188,16 +222,21 @@
       <w:r>
         <w:rPr>
           <w:b/>
+          <w:rtl w:val="1"/>
         </w:rPr>
         <w:t xml:space="preserve">مؤسس وقائد</w:t>
       </w:r>
       <w:r>
         <w:rPr>
           <w:i/>
+          <w:rtl w:val="1"/>
         </w:rPr>
         <w:t xml:space="preserve"> | نادي المطورين</w:t>
       </w:r>
       <w:r>
+        <w:rPr>
+          <w:rtl w:val="1"/>
+        </w:rPr>
         <w:t xml:space="preserve"> | الجامعة | 2018 - 2019</w:t>
       </w:r>
     </w:p>
@@ -212,6 +251,9 @@
         <w:jc w:val="right"/>
       </w:pPr>
       <w:r>
+        <w:rPr>
+          <w:rtl w:val="1"/>
+        </w:rPr>
         <w:t xml:space="preserve">•  تنظيم ورش عمل أسبوعية لأكثر من 50 طالب</w:t>
       </w:r>
     </w:p>
@@ -226,6 +268,9 @@
         <w:jc w:val="right"/>
       </w:pPr>
       <w:r>
+        <w:rPr>
+          <w:rtl w:val="1"/>
+        </w:rPr>
         <w:t xml:space="preserve">•  استضافة متحدثين من شركات التقنية الكبرى</w:t>
       </w:r>
     </w:p>
@@ -258,6 +303,11 @@
         <w:jc w:val="right"/>
       </w:pPr>
       <w:r>
+        <w:rPr>
+          <w:b/>
+          <w:sz w:val="24"/>
+          <w:rtl w:val="1"/>
+        </w:rPr>
         <w:t>التعليم</w:t>
       </w:r>
     </w:p>
@@ -274,16 +324,21 @@
       <w:r>
         <w:rPr>
           <w:b/>
+          <w:rtl w:val="1"/>
         </w:rPr>
         <w:t xml:space="preserve">بكالوريوس في علوم الحاسب</w:t>
       </w:r>
       <w:r>
         <w:rPr>
           <w:i/>
+          <w:rtl w:val="1"/>
         </w:rPr>
         <w:t xml:space="preserve"> | جامعة ستانفورد</w:t>
       </w:r>
       <w:r>
+        <w:rPr>
+          <w:rtl w:val="1"/>
+        </w:rPr>
         <w:t xml:space="preserve"> | ستانفورد | 2015 - 2019</w:t>
       </w:r>
     </w:p>
@@ -298,6 +353,9 @@
         <w:jc w:val="right"/>
       </w:pPr>
       <w:r>
+        <w:rPr>
+          <w:rtl w:val="1"/>
+        </w:rPr>
         <w:t xml:space="preserve">المعدل: 3.8</w:t>
       </w:r>
     </w:p>
@@ -317,6 +375,9 @@
         <w:jc w:val="right"/>
       </w:pPr>
       <w:r>
+        <w:rPr>
+          <w:rtl w:val="1"/>
+        </w:rPr>
         <w:t xml:space="preserve">•  تخرجت بمرتبة الشرف الأولى</w:t>
       </w:r>
     </w:p>
@@ -331,6 +392,9 @@
         <w:jc w:val="right"/>
       </w:pPr>
       <w:r>
+        <w:rPr>
+          <w:rtl w:val="1"/>
+        </w:rPr>
         <w:t xml:space="preserve">•  رئيس نادي علوم الحاسب</w:t>
       </w:r>
     </w:p>
@@ -350,6 +414,9 @@
         <w:jc w:val="right"/>
       </w:pPr>
       <w:r>
+        <w:rPr>
+          <w:rtl w:val="1"/>
+        </w:rPr>
         <w:t xml:space="preserve">•  الدورات: الخوارزميات</w:t>
       </w:r>
     </w:p>
@@ -364,6 +431,9 @@
         <w:jc w:val="right"/>
       </w:pPr>
       <w:r>
+        <w:rPr>
+          <w:rtl w:val="1"/>
+        </w:rPr>
         <w:t xml:space="preserve">•  الدورات: هياكل البيانات</w:t>
       </w:r>
     </w:p>
@@ -378,6 +448,9 @@
         <w:jc w:val="right"/>
       </w:pPr>
       <w:r>
+        <w:rPr>
+          <w:rtl w:val="1"/>
+        </w:rPr>
         <w:t xml:space="preserve">•  الدورات: الذكاء الاصطناعي</w:t>
       </w:r>
     </w:p>
@@ -410,6 +483,11 @@
         <w:jc w:val="right"/>
       </w:pPr>
       <w:r>
+        <w:rPr>
+          <w:b/>
+          <w:sz w:val="24"/>
+          <w:rtl w:val="1"/>
+        </w:rPr>
         <w:t>المشاريع</w:t>
       </w:r>
     </w:p>
@@ -426,16 +504,21 @@
       <w:r>
         <w:rPr>
           <w:b/>
+          <w:rtl w:val="1"/>
         </w:rPr>
         <w:t xml:space="preserve">تطبيق إدارة المهام الذكي</w:t>
       </w:r>
       <w:r>
         <w:rPr>
           <w:i/>
+          <w:rtl w:val="1"/>
         </w:rPr>
         <w:t xml:space="preserve"> | مطور رئيسي</w:t>
       </w:r>
       <w:r>
+        <w:rPr>
+          <w:rtl w:val="1"/>
+        </w:rPr>
         <w:t xml:space="preserve"> | دبي | 2020</w:t>
       </w:r>
     </w:p>
@@ -450,6 +533,9 @@
         <w:jc w:val="right"/>
       </w:pPr>
       <w:r>
+        <w:rPr>
+          <w:rtl w:val="1"/>
+        </w:rPr>
         <w:t xml:space="preserve">•  بناء تطبيق جوال باستخدام فلاتر</w:t>
       </w:r>
     </w:p>
@@ -464,6 +550,9 @@
         <w:jc w:val="right"/>
       </w:pPr>
       <w:r>
+        <w:rPr>
+          <w:rtl w:val="1"/>
+        </w:rPr>
         <w:t xml:space="preserve">•  دمج واجهات برمجة تطبيقات الذكاء الاصطناعي</w:t>
       </w:r>
     </w:p>
@@ -496,6 +585,11 @@
         <w:jc w:val="right"/>
       </w:pPr>
       <w:r>
+        <w:rPr>
+          <w:b/>
+          <w:sz w:val="24"/>
+          <w:rtl w:val="1"/>
+        </w:rPr>
         <w:t>المهارات والكفاءات</w:t>
       </w:r>
     </w:p>
@@ -512,10 +606,14 @@
       <w:r>
         <w:rPr>
           <w:b/>
+          <w:rtl w:val="1"/>
         </w:rPr>
         <w:t xml:space="preserve">المهارات التقنية: </w:t>
       </w:r>
       <w:r>
+        <w:rPr>
+          <w:rtl w:val="1"/>
+        </w:rPr>
         <w:t xml:space="preserve">بايثون، فلاتر، جافا سكريبت</w:t>
       </w:r>
     </w:p>
@@ -537,10 +635,14 @@
       <w:r>
         <w:rPr>
           <w:b/>
+          <w:rtl w:val="1"/>
         </w:rPr>
         <w:t xml:space="preserve">الكفاءات الأساسية: </w:t>
       </w:r>
       <w:r>
+        <w:rPr>
+          <w:rtl w:val="1"/>
+        </w:rPr>
         <w:t xml:space="preserve">القيادة، حل المشكلات، التواصل</w:t>
       </w:r>
     </w:p>
@@ -562,10 +664,14 @@
       <w:r>
         <w:rPr>
           <w:b/>
+          <w:rtl w:val="1"/>
         </w:rPr>
         <w:t xml:space="preserve">اللغات: </w:t>
       </w:r>
       <w:r>
+        <w:rPr>
+          <w:rtl w:val="1"/>
+        </w:rPr>
         <w:t xml:space="preserve">العربية - أصلي، الإنجليزية - طلاقة</w:t>
       </w:r>
     </w:p>
@@ -587,10 +693,14 @@
       <w:r>
         <w:rPr>
           <w:b/>
+          <w:rtl w:val="1"/>
         </w:rPr>
         <w:t xml:space="preserve">التدريب والشهادات: </w:t>
       </w:r>
       <w:r>
+        <w:rPr>
+          <w:rtl w:val="1"/>
+        </w:rPr>
         <w:t xml:space="preserve">شهادة خبير سحابة AWS، مدير مشاريع معتمد</w:t>
       </w:r>
     </w:p>
@@ -979,8 +1089,7 @@
     <w:rsid w:val="00FC693F"/>
     <w:rPr>
       <w:rFonts w:ascii="Arial" w:hAnsi="Arial"/>
-      <w:b/>
-      <w:sz w:val="24"/>
+      <w:sz w:val="22"/>
     </w:rPr>
   </w:style>
   <w:style w:type="paragraph" w:styleId="Header">
